--- a/public/gallery/examples/customer-success-manager/zh-hant-hk/resume.docx
+++ b/public/gallery/examples/customer-success-manager/zh-hant-hk/resume.docx
@@ -66,7 +66,7 @@
         </w:rPr>
         <w:t xml:space="preserve">📧 </w:t>
       </w:r>
-      <w:hyperlink w:history="1" r:id="rIddozqevcrunhxtqasgrqpz">
+      <w:hyperlink w:history="1" r:id="rId1a0sqxu9mwh7s4ybvdlac">
         <w:r>
           <w:rPr>
             <w:sz w:val="18"/>
@@ -89,7 +89,7 @@
         </w:rPr>
         <w:t xml:space="preserve">🔗 </w:t>
       </w:r>
-      <w:hyperlink w:history="1" r:id="rIdxmncjv6nt-rztkhkvzz-x">
+      <w:hyperlink w:history="1" r:id="rId1lsewfnpox0u3c7sltxel">
         <w:r>
           <w:rPr>
             <w:sz w:val="18"/>
@@ -124,7 +124,7 @@
         <w:spacing w:after="200" w:line="276"/>
         <w:jc w:val="center"/>
       </w:pPr>
-      <w:hyperlink w:history="1" r:id="rIds4p69wq5ishagcbpq_4qz">
+      <w:hyperlink w:history="1" r:id="rIdr1z-nyoqkuzphewrqmgee">
         <w:r>
           <w:rPr>
             <w:sz w:val="18"/>
@@ -140,7 +140,7 @@
         </w:rPr>
         <w:t xml:space="preserve"> • </w:t>
       </w:r>
-      <w:hyperlink w:history="1" r:id="rIdjrlvp9duoygyrsmg_dpkh">
+      <w:hyperlink w:history="1" r:id="rId0ndqiqxvpkjfun8urheyp">
         <w:r>
           <w:rPr>
             <w:sz w:val="18"/>
@@ -306,7 +306,7 @@
         </w:rPr>
         <w:t xml:space="preserve">	</w:t>
       </w:r>
-      <w:hyperlink w:history="1" r:id="rIdk-deaucdaojrcne8czxpn">
+      <w:hyperlink w:history="1" r:id="rIdveviirbd72c6twqn2l7po">
         <w:r>
           <w:rPr>
             <w:sz w:val="18"/>
@@ -450,7 +450,7 @@
         </w:rPr>
         <w:t xml:space="preserve">	</w:t>
       </w:r>
-      <w:hyperlink w:history="1" r:id="rIdgifia0cal-npy2pkvndfc">
+      <w:hyperlink w:history="1" r:id="rIdvgqsctmwjyvoh9a0xu0_g">
         <w:r>
           <w:rPr>
             <w:sz w:val="18"/>
@@ -594,7 +594,7 @@
         </w:rPr>
         <w:t xml:space="preserve">	</w:t>
       </w:r>
-      <w:hyperlink w:history="1" r:id="rId0j8nycw3_fj997dvsbxhu">
+      <w:hyperlink w:history="1" r:id="rIddi9rncbw6d3khmrywdiao">
         <w:r>
           <w:rPr>
             <w:sz w:val="18"/>
@@ -795,7 +795,7 @@
         </w:rPr>
         <w:t xml:space="preserve">	</w:t>
       </w:r>
-      <w:hyperlink w:history="1" r:id="rIdbxhuclm4-vs4bbooru-5w">
+      <w:hyperlink w:history="1" r:id="rIdl_qigzkc1omxxchg6mfpe">
         <w:r>
           <w:rPr>
             <w:sz w:val="18"/>
@@ -977,7 +977,7 @@
         </w:rPr>
         <w:t xml:space="preserve">	</w:t>
       </w:r>
-      <w:hyperlink w:history="1" r:id="rIdmknzicmowf7laacsrmoyh">
+      <w:hyperlink w:history="1" r:id="rIdz4guhg_lebzgalcejm2-y">
         <w:r>
           <w:rPr>
             <w:sz w:val="18"/>
@@ -1485,7 +1485,7 @@
         </w:rPr>
         <w:t xml:space="preserve">	</w:t>
       </w:r>
-      <w:hyperlink w:history="1" r:id="rIduatf0hb9k2ini5zxzwaoz">
+      <w:hyperlink w:history="1" r:id="rId5pbcbfyktporyt7jhhgrt">
         <w:r>
           <w:rPr>
             <w:sz w:val="18"/>
@@ -1551,7 +1551,7 @@
         </w:rPr>
         <w:t xml:space="preserve">	</w:t>
       </w:r>
-      <w:hyperlink w:history="1" r:id="rId8iem8pxnpvxo-znr7-zpc">
+      <w:hyperlink w:history="1" r:id="rIdroude3woc5vuwrptoukyd">
         <w:r>
           <w:rPr>
             <w:sz w:val="18"/>
@@ -1617,7 +1617,7 @@
         </w:rPr>
         <w:t xml:space="preserve">	</w:t>
       </w:r>
-      <w:hyperlink w:history="1" r:id="rIdu7dsnw1tvyxqsl_33-brp">
+      <w:hyperlink w:history="1" r:id="rId7arqrm5vsbhneacjtk04w">
         <w:r>
           <w:rPr>
             <w:sz w:val="18"/>
@@ -1702,7 +1702,7 @@
         </w:rPr>
         <w:t xml:space="preserve">	</w:t>
       </w:r>
-      <w:hyperlink w:history="1" r:id="rIdut00ykhg8tdpupj_ewogw">
+      <w:hyperlink w:history="1" r:id="rIdkvey_imvytwk5ebcpq2f7">
         <w:r>
           <w:rPr>
             <w:sz w:val="18"/>
@@ -1825,7 +1825,7 @@
         </w:rPr>
         <w:t xml:space="preserve">	</w:t>
       </w:r>
-      <w:hyperlink w:history="1" r:id="rIdjky0-mmkkxyvxhdq6wiyz">
+      <w:hyperlink w:history="1" r:id="rIdb-dvwqe2rrf_mxtmfofuc">
         <w:r>
           <w:rPr>
             <w:sz w:val="18"/>
@@ -2062,7 +2062,7 @@
         </w:rPr>
         <w:t xml:space="preserve">	</w:t>
       </w:r>
-      <w:hyperlink w:history="1" r:id="rIdj_nxysrwhgvq06atkvkmr">
+      <w:hyperlink w:history="1" r:id="rIdp6c9wx8hmskpndaqajn4k">
         <w:r>
           <w:rPr>
             <w:sz w:val="18"/>
@@ -2206,7 +2206,7 @@
         </w:rPr>
         <w:t xml:space="preserve">	</w:t>
       </w:r>
-      <w:hyperlink w:history="1" r:id="rIdqqmgz-k10zhunvmyklija">
+      <w:hyperlink w:history="1" r:id="rIdbbxzjs2edhtu8kwrzwfpk">
         <w:r>
           <w:rPr>
             <w:sz w:val="18"/>
@@ -2451,7 +2451,7 @@
         </w:rPr>
         <w:t xml:space="preserve">	</w:t>
       </w:r>
-      <w:hyperlink w:history="1" r:id="rIdoctnfdvxjurxg-stf1ibm">
+      <w:hyperlink w:history="1" r:id="rIda0pwjv9lo3t208se9xghu">
         <w:r>
           <w:rPr>
             <w:sz w:val="18"/>
@@ -2574,7 +2574,7 @@
         </w:rPr>
         <w:t xml:space="preserve">	</w:t>
       </w:r>
-      <w:hyperlink w:history="1" r:id="rIddflakzcox8cfze_o5xloy">
+      <w:hyperlink w:history="1" r:id="rId4c-1eo4bkg4xz9-3rsrtq">
         <w:r>
           <w:rPr>
             <w:sz w:val="18"/>
